--- a/downloads/fiches/bts_metiers_du_geometre_topographe_et_de_la_modelisation_numerique_fiche_evaluation.docx
+++ b/downloads/fiches/bts_metiers_du_geometre_topographe_et_de_la_modelisation_numerique_fiche_evaluation.docx
@@ -11,8 +11,9 @@
           <w:b/>
           <w:color w:val="1F4E79"/>
           <w:sz w:val="32"/>
+          <w:lang w:val="fr-FR" w:eastAsia="fr-FR" w:bidi="fr-FR"/>
         </w:rPr>
-        <w:t>Fiche d'evaluation reconstituee - BTS Metiers du geometre-topographe et de la modelisation numerique</w:t>
+        <w:t>Fiche d'évaluation reconstituée - BTS Métiers du geomêtre-topographe et de la modelisation numerique</w:t>
       </w:r>
     </w:p>
     <w:p>
@@ -23,8 +24,9 @@
         <w:rPr>
           <w:i/>
           <w:sz w:val="21"/>
+          <w:lang w:val="fr-FR" w:eastAsia="fr-FR" w:bidi="fr-FR"/>
         </w:rPr>
-        <w:t>Support evalue : Compte rendu d'activites en milieu professionnel | Modalite : A confirmer</w:t>
+        <w:t>Support évalué : Compte rendu / presentation d'activités professionnelles | Modalité : Mixte selon voie</w:t>
       </w:r>
     </w:p>
     <w:p>
@@ -35,8 +37,9 @@
         <w:rPr>
           <w:b/>
           <w:color w:val="C0504D"/>
+          <w:lang w:val="fr-FR" w:eastAsia="fr-FR" w:bidi="fr-FR"/>
         </w:rPr>
-        <w:t>Trame minimale a completer</w:t>
+        <w:t>Trame minimale à compléter</w:t>
       </w:r>
     </w:p>
     <w:p>
@@ -46,8 +49,9 @@
       <w:r>
         <w:rPr>
           <w:i/>
+          <w:lang w:val="fr-FR" w:eastAsia="fr-FR" w:bidi="fr-FR"/>
         </w:rPr>
-        <w:t>Cette fiche est une reconstitution de travail a partir des sources publiques reperees au 28/04/2026. Elle ne remplace pas un formulaire national opposable lorsqu'une grille officielle complete existe par ailleurs. La modalite exacte (CCF ou ponctuelle) reste a confirmer sur la base des textes disponibles.</w:t>
+        <w:t>Cette fiche est une reconstitution de travail à partir des sources publiques repérées au 2026-05-06. Elle ne remplace pas un formulaire national opposable lorsqu'une grille officielle complète existe par ailleurs.</w:t>
       </w:r>
     </w:p>
     <w:tbl>
@@ -74,6 +78,7 @@
             <w:r>
               <w:rPr>
                 <w:b/>
+                <w:lang w:val="fr-FR" w:eastAsia="fr-FR" w:bidi="fr-FR"/>
               </w:rPr>
               <w:t>BTS</w:t>
             </w:r>
@@ -86,7 +91,10 @@
           </w:tcPr>
           <w:p>
             <w:r>
-              <w:t>BTS Metiers du geometre-topographe et de la modelisation numerique</w:t>
+              <w:rPr>
+                <w:lang w:val="fr-FR" w:eastAsia="fr-FR" w:bidi="fr-FR"/>
+              </w:rPr>
+              <w:t>BTS Métiers du geomêtre-topographe et de la modelisation numerique</w:t>
             </w:r>
           </w:p>
         </w:tc>
@@ -100,8 +108,9 @@
             <w:r>
               <w:rPr>
                 <w:b/>
+                <w:lang w:val="fr-FR" w:eastAsia="fr-FR" w:bidi="fr-FR"/>
               </w:rPr>
-              <w:t>Modalite</w:t>
+              <w:t>Modalité</w:t>
             </w:r>
           </w:p>
         </w:tc>
@@ -112,7 +121,10 @@
           </w:tcPr>
           <w:p>
             <w:r>
-              <w:t>A confirmer</w:t>
+              <w:rPr>
+                <w:lang w:val="fr-FR" w:eastAsia="fr-FR" w:bidi="fr-FR"/>
+              </w:rPr>
+              <w:t>Mixte selon voie</w:t>
             </w:r>
           </w:p>
         </w:tc>
@@ -128,6 +140,7 @@
             <w:r>
               <w:rPr>
                 <w:b/>
+                <w:lang w:val="fr-FR" w:eastAsia="fr-FR" w:bidi="fr-FR"/>
               </w:rPr>
               <w:t>Option</w:t>
             </w:r>
@@ -140,7 +153,10 @@
           </w:tcPr>
           <w:p>
             <w:r>
-              <w:t>Sans option specifiee</w:t>
+              <w:rPr>
+                <w:lang w:val="fr-FR" w:eastAsia="fr-FR" w:bidi="fr-FR"/>
+              </w:rPr>
+              <w:t>Sans option spécifiée</w:t>
             </w:r>
           </w:p>
         </w:tc>
@@ -154,6 +170,7 @@
             <w:r>
               <w:rPr>
                 <w:b/>
+                <w:lang w:val="fr-FR" w:eastAsia="fr-FR" w:bidi="fr-FR"/>
               </w:rPr>
               <w:t>Statut documentaire</w:t>
             </w:r>
@@ -166,7 +183,10 @@
           </w:tcPr>
           <w:p>
             <w:r>
-              <w:t>Repere officiel dans l'annexe 2020 - modalite CCF a verifier</w:t>
+              <w:rPr>
+                <w:lang w:val="fr-FR" w:eastAsia="fr-FR" w:bidi="fr-FR"/>
+              </w:rPr>
+              <w:t>CCF ou ponctuelle selon voie ; dossier support confirme</w:t>
             </w:r>
           </w:p>
         </w:tc>
@@ -182,6 +202,7 @@
             <w:r>
               <w:rPr>
                 <w:b/>
+                <w:lang w:val="fr-FR" w:eastAsia="fr-FR" w:bidi="fr-FR"/>
               </w:rPr>
               <w:t>Support</w:t>
             </w:r>
@@ -194,7 +215,10 @@
           </w:tcPr>
           <w:p>
             <w:r>
-              <w:t>Compte rendu d'activites en milieu professionnel</w:t>
+              <w:rPr>
+                <w:lang w:val="fr-FR" w:eastAsia="fr-FR" w:bidi="fr-FR"/>
+              </w:rPr>
+              <w:t>Compte rendu / presentation d'activités professionnelles</w:t>
             </w:r>
           </w:p>
         </w:tc>
@@ -208,8 +232,9 @@
             <w:r>
               <w:rPr>
                 <w:b/>
+                <w:lang w:val="fr-FR" w:eastAsia="fr-FR" w:bidi="fr-FR"/>
               </w:rPr>
-              <w:t>Epreuve</w:t>
+              <w:t>Épreuve</w:t>
             </w:r>
           </w:p>
         </w:tc>
@@ -220,7 +245,10 @@
           </w:tcPr>
           <w:p>
             <w:r>
-              <w:t>E62 Compte rendu d'activites en milieu professionnel</w:t>
+              <w:rPr>
+                <w:lang w:val="fr-FR" w:eastAsia="fr-FR" w:bidi="fr-FR"/>
+              </w:rPr>
+              <w:t>E62 Compte rendu d'activités en milieu professionnel</w:t>
             </w:r>
           </w:p>
         </w:tc>
@@ -236,8 +264,9 @@
             <w:r>
               <w:rPr>
                 <w:b/>
+                <w:lang w:val="fr-FR" w:eastAsia="fr-FR" w:bidi="fr-FR"/>
               </w:rPr>
-              <w:t>Voies / modalites</w:t>
+              <w:t>Voies / modalités</w:t>
             </w:r>
           </w:p>
         </w:tc>
@@ -248,7 +277,10 @@
           </w:tcPr>
           <w:p>
             <w:r>
-              <w:t>Support officiel repere ; verification de la modalite CCF a poursuivre.</w:t>
+              <w:rPr>
+                <w:lang w:val="fr-FR" w:eastAsia="fr-FR" w:bidi="fr-FR"/>
+              </w:rPr>
+              <w:t>CCF ou ponctuelle selon voie</w:t>
             </w:r>
           </w:p>
         </w:tc>
@@ -262,6 +294,7 @@
             <w:r>
               <w:rPr>
                 <w:b/>
+                <w:lang w:val="fr-FR" w:eastAsia="fr-FR" w:bidi="fr-FR"/>
               </w:rPr>
               <w:t>Niveau de reconstitution</w:t>
             </w:r>
@@ -274,7 +307,10 @@
           </w:tcPr>
           <w:p>
             <w:r>
-              <w:t>Trame minimale a completer</w:t>
+              <w:rPr>
+                <w:lang w:val="fr-FR" w:eastAsia="fr-FR" w:bidi="fr-FR"/>
+              </w:rPr>
+              <w:t>Trame minimale à compléter</w:t>
             </w:r>
           </w:p>
         </w:tc>
@@ -290,8 +326,9 @@
             <w:r>
               <w:rPr>
                 <w:b/>
+                <w:lang w:val="fr-FR" w:eastAsia="fr-FR" w:bidi="fr-FR"/>
               </w:rPr>
-              <w:t>Sources modele</w:t>
+              <w:t>Sources modèle</w:t>
             </w:r>
           </w:p>
         </w:tc>
@@ -302,6 +339,9 @@
           </w:tcPr>
           <w:p>
             <w:r>
+              <w:rPr>
+                <w:lang w:val="fr-FR" w:eastAsia="fr-FR" w:bidi="fr-FR"/>
+              </w:rPr>
               <w:t>Le référentiel du BTS Métiers du géomètre-topographe et de la modélisation numérique mentionne l'existence d'une grille d'évaluation unique pour l'épreuve U61 (qui correspond au compte rendu d'activités en milieu professionnel), mais l'URL directe de cette grille n'est pas fournie. L'arrêté de définition du diplôme renvoie aux annexes pour les définitions des épreuves et les situations d'évaluation en cours de formation.</w:t>
             </w:r>
           </w:p>
@@ -316,6 +356,7 @@
             <w:r>
               <w:rPr>
                 <w:b/>
+                <w:lang w:val="fr-FR" w:eastAsia="fr-FR" w:bidi="fr-FR"/>
               </w:rPr>
               <w:t>Document jury</w:t>
             </w:r>
@@ -328,7 +369,10 @@
           </w:tcPr>
           <w:p>
             <w:r>
-              <w:t>Non retrouve</w:t>
+              <w:rPr>
+                <w:lang w:val="fr-FR" w:eastAsia="fr-FR" w:bidi="fr-FR"/>
+              </w:rPr>
+              <w:t>Non retrouvé</w:t>
             </w:r>
           </w:p>
         </w:tc>
@@ -339,8 +383,9 @@
       <w:r>
         <w:rPr>
           <w:b/>
+          <w:lang w:val="fr-FR" w:eastAsia="fr-FR" w:bidi="fr-FR"/>
         </w:rPr>
-        <w:t>Echelle de positionnement conseillee</w:t>
+        <w:t>Échelle de positionnement conseillée</w:t>
       </w:r>
     </w:p>
     <w:tbl>
@@ -366,6 +411,7 @@
             <w:r>
               <w:rPr>
                 <w:b/>
+                <w:lang w:val="fr-FR" w:eastAsia="fr-FR" w:bidi="fr-FR"/>
               </w:rPr>
               <w:t>NA</w:t>
             </w:r>
@@ -380,6 +426,7 @@
             <w:r>
               <w:rPr>
                 <w:b/>
+                <w:lang w:val="fr-FR" w:eastAsia="fr-FR" w:bidi="fr-FR"/>
               </w:rPr>
               <w:t>PA</w:t>
             </w:r>
@@ -394,6 +441,7 @@
             <w:r>
               <w:rPr>
                 <w:b/>
+                <w:lang w:val="fr-FR" w:eastAsia="fr-FR" w:bidi="fr-FR"/>
               </w:rPr>
               <w:t>A</w:t>
             </w:r>
@@ -408,6 +456,7 @@
             <w:r>
               <w:rPr>
                 <w:b/>
+                <w:lang w:val="fr-FR" w:eastAsia="fr-FR" w:bidi="fr-FR"/>
               </w:rPr>
               <w:t>TB</w:t>
             </w:r>
@@ -421,6 +470,9 @@
           </w:tcPr>
           <w:p>
             <w:r>
+              <w:rPr>
+                <w:lang w:val="fr-FR" w:eastAsia="fr-FR" w:bidi="fr-FR"/>
+              </w:rPr>
               <w:t>Non observable / non acquis</w:t>
             </w:r>
           </w:p>
@@ -431,6 +483,9 @@
           </w:tcPr>
           <w:p>
             <w:r>
+              <w:rPr>
+                <w:lang w:val="fr-FR" w:eastAsia="fr-FR" w:bidi="fr-FR"/>
+              </w:rPr>
               <w:t>Partiellement acquis</w:t>
             </w:r>
           </w:p>
@@ -441,6 +496,9 @@
           </w:tcPr>
           <w:p>
             <w:r>
+              <w:rPr>
+                <w:lang w:val="fr-FR" w:eastAsia="fr-FR" w:bidi="fr-FR"/>
+              </w:rPr>
               <w:t>Acquis</w:t>
             </w:r>
           </w:p>
@@ -451,7 +509,10 @@
           </w:tcPr>
           <w:p>
             <w:r>
-              <w:t>Tres bien acquis</w:t>
+              <w:rPr>
+                <w:lang w:val="fr-FR" w:eastAsia="fr-FR" w:bidi="fr-FR"/>
+              </w:rPr>
+              <w:t>Très bien acquis</w:t>
             </w:r>
           </w:p>
         </w:tc>
@@ -462,8 +523,9 @@
       <w:r>
         <w:rPr>
           <w:b/>
+          <w:lang w:val="fr-FR" w:eastAsia="fr-FR" w:bidi="fr-FR"/>
         </w:rPr>
-        <w:t>Grille d'evaluation</w:t>
+        <w:t>Grille d'évaluation</w:t>
       </w:r>
     </w:p>
     <w:tbl>
@@ -500,8 +562,9 @@
               <w:rPr>
                 <w:b/>
                 <w:sz w:val="19"/>
+                <w:lang w:val="fr-FR" w:eastAsia="fr-FR" w:bidi="fr-FR"/>
               </w:rPr>
-              <w:t>Critere evalue</w:t>
+              <w:t>Critère évalué</w:t>
             </w:r>
           </w:p>
         </w:tc>
@@ -519,6 +582,7 @@
               <w:rPr>
                 <w:b/>
                 <w:sz w:val="19"/>
+                <w:lang w:val="fr-FR" w:eastAsia="fr-FR" w:bidi="fr-FR"/>
               </w:rPr>
               <w:t>Indicateurs observables / questions d'appui</w:t>
             </w:r>
@@ -538,6 +602,7 @@
               <w:rPr>
                 <w:b/>
                 <w:sz w:val="19"/>
+                <w:lang w:val="fr-FR" w:eastAsia="fr-FR" w:bidi="fr-FR"/>
               </w:rPr>
               <w:t>NA</w:t>
             </w:r>
@@ -557,6 +622,7 @@
               <w:rPr>
                 <w:b/>
                 <w:sz w:val="19"/>
+                <w:lang w:val="fr-FR" w:eastAsia="fr-FR" w:bidi="fr-FR"/>
               </w:rPr>
               <w:t>PA</w:t>
             </w:r>
@@ -576,6 +642,7 @@
               <w:rPr>
                 <w:b/>
                 <w:sz w:val="19"/>
+                <w:lang w:val="fr-FR" w:eastAsia="fr-FR" w:bidi="fr-FR"/>
               </w:rPr>
               <w:t>A</w:t>
             </w:r>
@@ -595,6 +662,7 @@
               <w:rPr>
                 <w:b/>
                 <w:sz w:val="19"/>
+                <w:lang w:val="fr-FR" w:eastAsia="fr-FR" w:bidi="fr-FR"/>
               </w:rPr>
               <w:t>TB</w:t>
             </w:r>
@@ -614,6 +682,7 @@
               <w:rPr>
                 <w:b/>
                 <w:sz w:val="19"/>
+                <w:lang w:val="fr-FR" w:eastAsia="fr-FR" w:bidi="fr-FR"/>
               </w:rPr>
               <w:t>Observations</w:t>
             </w:r>
@@ -631,7 +700,10 @@
               <w:spacing w:after="0"/>
             </w:pPr>
             <w:r>
-              <w:t>Qualite, structuration et exploitabilite du support remis au jury</w:t>
+              <w:rPr>
+                <w:lang w:val="fr-FR" w:eastAsia="fr-FR" w:bidi="fr-FR"/>
+              </w:rPr>
+              <w:t>Qualité, structuration et exploitabilité du support remis au jury</w:t>
             </w:r>
           </w:p>
         </w:tc>
@@ -645,7 +717,10 @@
               <w:spacing w:after="0"/>
             </w:pPr>
             <w:r>
-              <w:t>Support lisible, structure, coherent avec l'epreuve et directement exploitable pour l'evaluation.</w:t>
+              <w:rPr>
+                <w:lang w:val="fr-FR" w:eastAsia="fr-FR" w:bidi="fr-FR"/>
+              </w:rPr>
+              <w:t>Support lisible, structuré, cohérent avec l'épreuve et directement exploitable pour l'évaluation.</w:t>
             </w:r>
           </w:p>
         </w:tc>
@@ -659,7 +734,11 @@
               <w:spacing w:after="0"/>
               <w:jc w:val="center"/>
             </w:pPr>
-            <w:r/>
+            <w:r>
+              <w:rPr>
+                <w:lang w:val="fr-FR" w:eastAsia="fr-FR" w:bidi="fr-FR"/>
+              </w:rPr>
+            </w:r>
           </w:p>
         </w:tc>
         <w:tc>
@@ -672,7 +751,11 @@
               <w:spacing w:after="0"/>
               <w:jc w:val="center"/>
             </w:pPr>
-            <w:r/>
+            <w:r>
+              <w:rPr>
+                <w:lang w:val="fr-FR" w:eastAsia="fr-FR" w:bidi="fr-FR"/>
+              </w:rPr>
+            </w:r>
           </w:p>
         </w:tc>
         <w:tc>
@@ -685,7 +768,11 @@
               <w:spacing w:after="0"/>
               <w:jc w:val="center"/>
             </w:pPr>
-            <w:r/>
+            <w:r>
+              <w:rPr>
+                <w:lang w:val="fr-FR" w:eastAsia="fr-FR" w:bidi="fr-FR"/>
+              </w:rPr>
+            </w:r>
           </w:p>
         </w:tc>
         <w:tc>
@@ -698,7 +785,11 @@
               <w:spacing w:after="0"/>
               <w:jc w:val="center"/>
             </w:pPr>
-            <w:r/>
+            <w:r>
+              <w:rPr>
+                <w:lang w:val="fr-FR" w:eastAsia="fr-FR" w:bidi="fr-FR"/>
+              </w:rPr>
+            </w:r>
           </w:p>
         </w:tc>
         <w:tc>
@@ -710,7 +801,11 @@
             <w:pPr>
               <w:spacing w:after="0"/>
             </w:pPr>
-            <w:r/>
+            <w:r>
+              <w:rPr>
+                <w:lang w:val="fr-FR" w:eastAsia="fr-FR" w:bidi="fr-FR"/>
+              </w:rPr>
+            </w:r>
           </w:p>
         </w:tc>
       </w:tr>
@@ -725,6 +820,9 @@
               <w:spacing w:after="0"/>
             </w:pPr>
             <w:r>
+              <w:rPr>
+                <w:lang w:val="fr-FR" w:eastAsia="fr-FR" w:bidi="fr-FR"/>
+              </w:rPr>
               <w:t>Contextualisation de l'entreprise, du service, du chantier ou de l'environnement professionnel</w:t>
             </w:r>
           </w:p>
@@ -739,7 +837,10 @@
               <w:spacing w:after="0"/>
             </w:pPr>
             <w:r>
-              <w:t>Le candidat situe precisement l'organisation, ses missions et le perimetre de son intervention.</w:t>
+              <w:rPr>
+                <w:lang w:val="fr-FR" w:eastAsia="fr-FR" w:bidi="fr-FR"/>
+              </w:rPr>
+              <w:t>Le candidat situe précisément l'organisation, ses missions et le périmètre de son intervention.</w:t>
             </w:r>
           </w:p>
         </w:tc>
@@ -753,7 +854,11 @@
               <w:spacing w:after="0"/>
               <w:jc w:val="center"/>
             </w:pPr>
-            <w:r/>
+            <w:r>
+              <w:rPr>
+                <w:lang w:val="fr-FR" w:eastAsia="fr-FR" w:bidi="fr-FR"/>
+              </w:rPr>
+            </w:r>
           </w:p>
         </w:tc>
         <w:tc>
@@ -766,7 +871,11 @@
               <w:spacing w:after="0"/>
               <w:jc w:val="center"/>
             </w:pPr>
-            <w:r/>
+            <w:r>
+              <w:rPr>
+                <w:lang w:val="fr-FR" w:eastAsia="fr-FR" w:bidi="fr-FR"/>
+              </w:rPr>
+            </w:r>
           </w:p>
         </w:tc>
         <w:tc>
@@ -779,7 +888,11 @@
               <w:spacing w:after="0"/>
               <w:jc w:val="center"/>
             </w:pPr>
-            <w:r/>
+            <w:r>
+              <w:rPr>
+                <w:lang w:val="fr-FR" w:eastAsia="fr-FR" w:bidi="fr-FR"/>
+              </w:rPr>
+            </w:r>
           </w:p>
         </w:tc>
         <w:tc>
@@ -792,7 +905,11 @@
               <w:spacing w:after="0"/>
               <w:jc w:val="center"/>
             </w:pPr>
-            <w:r/>
+            <w:r>
+              <w:rPr>
+                <w:lang w:val="fr-FR" w:eastAsia="fr-FR" w:bidi="fr-FR"/>
+              </w:rPr>
+            </w:r>
           </w:p>
         </w:tc>
         <w:tc>
@@ -804,7 +921,11 @@
             <w:pPr>
               <w:spacing w:after="0"/>
             </w:pPr>
-            <w:r/>
+            <w:r>
+              <w:rPr>
+                <w:lang w:val="fr-FR" w:eastAsia="fr-FR" w:bidi="fr-FR"/>
+              </w:rPr>
+            </w:r>
           </w:p>
         </w:tc>
       </w:tr>
@@ -819,7 +940,10 @@
               <w:spacing w:after="0"/>
             </w:pPr>
             <w:r>
-              <w:t>Description claire des activites, missions ou productions realisees</w:t>
+              <w:rPr>
+                <w:lang w:val="fr-FR" w:eastAsia="fr-FR" w:bidi="fr-FR"/>
+              </w:rPr>
+              <w:t>Description claire des activités, missions ou productions réalisées</w:t>
             </w:r>
           </w:p>
         </w:tc>
@@ -833,7 +957,10 @@
               <w:spacing w:after="0"/>
             </w:pPr>
             <w:r>
-              <w:t>Les techniques, outils et methodes mobilises sont expliques et justifies avec exactitude.</w:t>
+              <w:rPr>
+                <w:lang w:val="fr-FR" w:eastAsia="fr-FR" w:bidi="fr-FR"/>
+              </w:rPr>
+              <w:t>Les techniques, outils et méthodes mobilisés sont expliqués et justifiés avec exactitude.</w:t>
             </w:r>
           </w:p>
         </w:tc>
@@ -847,7 +974,11 @@
               <w:spacing w:after="0"/>
               <w:jc w:val="center"/>
             </w:pPr>
-            <w:r/>
+            <w:r>
+              <w:rPr>
+                <w:lang w:val="fr-FR" w:eastAsia="fr-FR" w:bidi="fr-FR"/>
+              </w:rPr>
+            </w:r>
           </w:p>
         </w:tc>
         <w:tc>
@@ -860,7 +991,11 @@
               <w:spacing w:after="0"/>
               <w:jc w:val="center"/>
             </w:pPr>
-            <w:r/>
+            <w:r>
+              <w:rPr>
+                <w:lang w:val="fr-FR" w:eastAsia="fr-FR" w:bidi="fr-FR"/>
+              </w:rPr>
+            </w:r>
           </w:p>
         </w:tc>
         <w:tc>
@@ -873,7 +1008,11 @@
               <w:spacing w:after="0"/>
               <w:jc w:val="center"/>
             </w:pPr>
-            <w:r/>
+            <w:r>
+              <w:rPr>
+                <w:lang w:val="fr-FR" w:eastAsia="fr-FR" w:bidi="fr-FR"/>
+              </w:rPr>
+            </w:r>
           </w:p>
         </w:tc>
         <w:tc>
@@ -886,7 +1025,11 @@
               <w:spacing w:after="0"/>
               <w:jc w:val="center"/>
             </w:pPr>
-            <w:r/>
+            <w:r>
+              <w:rPr>
+                <w:lang w:val="fr-FR" w:eastAsia="fr-FR" w:bidi="fr-FR"/>
+              </w:rPr>
+            </w:r>
           </w:p>
         </w:tc>
         <w:tc>
@@ -898,7 +1041,11 @@
             <w:pPr>
               <w:spacing w:after="0"/>
             </w:pPr>
-            <w:r/>
+            <w:r>
+              <w:rPr>
+                <w:lang w:val="fr-FR" w:eastAsia="fr-FR" w:bidi="fr-FR"/>
+              </w:rPr>
+            </w:r>
           </w:p>
         </w:tc>
       </w:tr>
@@ -913,7 +1060,10 @@
               <w:spacing w:after="0"/>
             </w:pPr>
             <w:r>
-              <w:t>Maitrise technique et professionnelle des activites presentees</w:t>
+              <w:rPr>
+                <w:lang w:val="fr-FR" w:eastAsia="fr-FR" w:bidi="fr-FR"/>
+              </w:rPr>
+              <w:t>Maîtrise technique et professionnelle des activités présentées</w:t>
             </w:r>
           </w:p>
         </w:tc>
@@ -927,7 +1077,10 @@
               <w:spacing w:after="0"/>
             </w:pPr>
             <w:r>
-              <w:t>Les techniques, outils et methodes mobilises sont expliques et justifies avec exactitude.</w:t>
+              <w:rPr>
+                <w:lang w:val="fr-FR" w:eastAsia="fr-FR" w:bidi="fr-FR"/>
+              </w:rPr>
+              <w:t>Les techniques, outils et méthodes mobilisés sont expliqués et justifiés avec exactitude.</w:t>
             </w:r>
           </w:p>
         </w:tc>
@@ -941,7 +1094,11 @@
               <w:spacing w:after="0"/>
               <w:jc w:val="center"/>
             </w:pPr>
-            <w:r/>
+            <w:r>
+              <w:rPr>
+                <w:lang w:val="fr-FR" w:eastAsia="fr-FR" w:bidi="fr-FR"/>
+              </w:rPr>
+            </w:r>
           </w:p>
         </w:tc>
         <w:tc>
@@ -954,7 +1111,11 @@
               <w:spacing w:after="0"/>
               <w:jc w:val="center"/>
             </w:pPr>
-            <w:r/>
+            <w:r>
+              <w:rPr>
+                <w:lang w:val="fr-FR" w:eastAsia="fr-FR" w:bidi="fr-FR"/>
+              </w:rPr>
+            </w:r>
           </w:p>
         </w:tc>
         <w:tc>
@@ -967,7 +1128,11 @@
               <w:spacing w:after="0"/>
               <w:jc w:val="center"/>
             </w:pPr>
-            <w:r/>
+            <w:r>
+              <w:rPr>
+                <w:lang w:val="fr-FR" w:eastAsia="fr-FR" w:bidi="fr-FR"/>
+              </w:rPr>
+            </w:r>
           </w:p>
         </w:tc>
         <w:tc>
@@ -980,7 +1145,11 @@
               <w:spacing w:after="0"/>
               <w:jc w:val="center"/>
             </w:pPr>
-            <w:r/>
+            <w:r>
+              <w:rPr>
+                <w:lang w:val="fr-FR" w:eastAsia="fr-FR" w:bidi="fr-FR"/>
+              </w:rPr>
+            </w:r>
           </w:p>
         </w:tc>
         <w:tc>
@@ -992,7 +1161,11 @@
             <w:pPr>
               <w:spacing w:after="0"/>
             </w:pPr>
-            <w:r/>
+            <w:r>
+              <w:rPr>
+                <w:lang w:val="fr-FR" w:eastAsia="fr-FR" w:bidi="fr-FR"/>
+              </w:rPr>
+            </w:r>
           </w:p>
         </w:tc>
       </w:tr>
@@ -1007,7 +1180,10 @@
               <w:spacing w:after="0"/>
             </w:pPr>
             <w:r>
-              <w:t>Analyse des choix, contraintes, resultats et ecarts</w:t>
+              <w:rPr>
+                <w:lang w:val="fr-FR" w:eastAsia="fr-FR" w:bidi="fr-FR"/>
+              </w:rPr>
+              <w:t>Analyse des choix, contraintes, résultats et écarts</w:t>
             </w:r>
           </w:p>
         </w:tc>
@@ -1021,7 +1197,10 @@
               <w:spacing w:after="0"/>
             </w:pPr>
             <w:r>
-              <w:t>Les choix, contraintes, resultats et eventuels ecarts sont analyses avec recul professionnel.</w:t>
+              <w:rPr>
+                <w:lang w:val="fr-FR" w:eastAsia="fr-FR" w:bidi="fr-FR"/>
+              </w:rPr>
+              <w:t>Les choix, contraintes, résultats et éventuels écarts sont analysés avec recul professionnel.</w:t>
             </w:r>
           </w:p>
         </w:tc>
@@ -1035,7 +1214,11 @@
               <w:spacing w:after="0"/>
               <w:jc w:val="center"/>
             </w:pPr>
-            <w:r/>
+            <w:r>
+              <w:rPr>
+                <w:lang w:val="fr-FR" w:eastAsia="fr-FR" w:bidi="fr-FR"/>
+              </w:rPr>
+            </w:r>
           </w:p>
         </w:tc>
         <w:tc>
@@ -1048,7 +1231,11 @@
               <w:spacing w:after="0"/>
               <w:jc w:val="center"/>
             </w:pPr>
-            <w:r/>
+            <w:r>
+              <w:rPr>
+                <w:lang w:val="fr-FR" w:eastAsia="fr-FR" w:bidi="fr-FR"/>
+              </w:rPr>
+            </w:r>
           </w:p>
         </w:tc>
         <w:tc>
@@ -1061,7 +1248,11 @@
               <w:spacing w:after="0"/>
               <w:jc w:val="center"/>
             </w:pPr>
-            <w:r/>
+            <w:r>
+              <w:rPr>
+                <w:lang w:val="fr-FR" w:eastAsia="fr-FR" w:bidi="fr-FR"/>
+              </w:rPr>
+            </w:r>
           </w:p>
         </w:tc>
         <w:tc>
@@ -1074,7 +1265,11 @@
               <w:spacing w:after="0"/>
               <w:jc w:val="center"/>
             </w:pPr>
-            <w:r/>
+            <w:r>
+              <w:rPr>
+                <w:lang w:val="fr-FR" w:eastAsia="fr-FR" w:bidi="fr-FR"/>
+              </w:rPr>
+            </w:r>
           </w:p>
         </w:tc>
         <w:tc>
@@ -1086,7 +1281,11 @@
             <w:pPr>
               <w:spacing w:after="0"/>
             </w:pPr>
-            <w:r/>
+            <w:r>
+              <w:rPr>
+                <w:lang w:val="fr-FR" w:eastAsia="fr-FR" w:bidi="fr-FR"/>
+              </w:rPr>
+            </w:r>
           </w:p>
         </w:tc>
       </w:tr>
@@ -1101,7 +1300,10 @@
               <w:spacing w:after="0"/>
             </w:pPr>
             <w:r>
-              <w:t>Respect des regles de qualite, de securite, de methode et de tracabilite</w:t>
+              <w:rPr>
+                <w:lang w:val="fr-FR" w:eastAsia="fr-FR" w:bidi="fr-FR"/>
+              </w:rPr>
+              <w:t>Respect des règles de qualité, de sécurité, de méthode et de traçabilité</w:t>
             </w:r>
           </w:p>
         </w:tc>
@@ -1115,7 +1317,10 @@
               <w:spacing w:after="0"/>
             </w:pPr>
             <w:r>
-              <w:t>Les exigences de qualite, securite, reglementation et tracabilite sont prises en compte.</w:t>
+              <w:rPr>
+                <w:lang w:val="fr-FR" w:eastAsia="fr-FR" w:bidi="fr-FR"/>
+              </w:rPr>
+              <w:t>Éléments observables explicitables dans le support écrit et confirmables lors de l'entretien.</w:t>
             </w:r>
           </w:p>
         </w:tc>
@@ -1129,7 +1334,11 @@
               <w:spacing w:after="0"/>
               <w:jc w:val="center"/>
             </w:pPr>
-            <w:r/>
+            <w:r>
+              <w:rPr>
+                <w:lang w:val="fr-FR" w:eastAsia="fr-FR" w:bidi="fr-FR"/>
+              </w:rPr>
+            </w:r>
           </w:p>
         </w:tc>
         <w:tc>
@@ -1142,7 +1351,11 @@
               <w:spacing w:after="0"/>
               <w:jc w:val="center"/>
             </w:pPr>
-            <w:r/>
+            <w:r>
+              <w:rPr>
+                <w:lang w:val="fr-FR" w:eastAsia="fr-FR" w:bidi="fr-FR"/>
+              </w:rPr>
+            </w:r>
           </w:p>
         </w:tc>
         <w:tc>
@@ -1155,7 +1368,11 @@
               <w:spacing w:after="0"/>
               <w:jc w:val="center"/>
             </w:pPr>
-            <w:r/>
+            <w:r>
+              <w:rPr>
+                <w:lang w:val="fr-FR" w:eastAsia="fr-FR" w:bidi="fr-FR"/>
+              </w:rPr>
+            </w:r>
           </w:p>
         </w:tc>
         <w:tc>
@@ -1168,7 +1385,11 @@
               <w:spacing w:after="0"/>
               <w:jc w:val="center"/>
             </w:pPr>
-            <w:r/>
+            <w:r>
+              <w:rPr>
+                <w:lang w:val="fr-FR" w:eastAsia="fr-FR" w:bidi="fr-FR"/>
+              </w:rPr>
+            </w:r>
           </w:p>
         </w:tc>
         <w:tc>
@@ -1180,7 +1401,11 @@
             <w:pPr>
               <w:spacing w:after="0"/>
             </w:pPr>
-            <w:r/>
+            <w:r>
+              <w:rPr>
+                <w:lang w:val="fr-FR" w:eastAsia="fr-FR" w:bidi="fr-FR"/>
+              </w:rPr>
+            </w:r>
           </w:p>
         </w:tc>
       </w:tr>
@@ -1195,7 +1420,10 @@
               <w:spacing w:after="0"/>
             </w:pPr>
             <w:r>
-              <w:t>Qualite de la presentation orale et capacite d'argumentation</w:t>
+              <w:rPr>
+                <w:lang w:val="fr-FR" w:eastAsia="fr-FR" w:bidi="fr-FR"/>
+              </w:rPr>
+              <w:t>Qualité de la présentation orale et capacité d'argumentation</w:t>
             </w:r>
           </w:p>
         </w:tc>
@@ -1209,7 +1437,10 @@
               <w:spacing w:after="0"/>
             </w:pPr>
             <w:r>
-              <w:t>Les exigences de qualite, securite, reglementation et tracabilite sont prises en compte.</w:t>
+              <w:rPr>
+                <w:lang w:val="fr-FR" w:eastAsia="fr-FR" w:bidi="fr-FR"/>
+              </w:rPr>
+              <w:t>Expression claire, structurée, argumentée et adaptée au questionnement du jury.</w:t>
             </w:r>
           </w:p>
         </w:tc>
@@ -1223,7 +1454,11 @@
               <w:spacing w:after="0"/>
               <w:jc w:val="center"/>
             </w:pPr>
-            <w:r/>
+            <w:r>
+              <w:rPr>
+                <w:lang w:val="fr-FR" w:eastAsia="fr-FR" w:bidi="fr-FR"/>
+              </w:rPr>
+            </w:r>
           </w:p>
         </w:tc>
         <w:tc>
@@ -1236,7 +1471,11 @@
               <w:spacing w:after="0"/>
               <w:jc w:val="center"/>
             </w:pPr>
-            <w:r/>
+            <w:r>
+              <w:rPr>
+                <w:lang w:val="fr-FR" w:eastAsia="fr-FR" w:bidi="fr-FR"/>
+              </w:rPr>
+            </w:r>
           </w:p>
         </w:tc>
         <w:tc>
@@ -1249,7 +1488,11 @@
               <w:spacing w:after="0"/>
               <w:jc w:val="center"/>
             </w:pPr>
-            <w:r/>
+            <w:r>
+              <w:rPr>
+                <w:lang w:val="fr-FR" w:eastAsia="fr-FR" w:bidi="fr-FR"/>
+              </w:rPr>
+            </w:r>
           </w:p>
         </w:tc>
         <w:tc>
@@ -1262,7 +1505,11 @@
               <w:spacing w:after="0"/>
               <w:jc w:val="center"/>
             </w:pPr>
-            <w:r/>
+            <w:r>
+              <w:rPr>
+                <w:lang w:val="fr-FR" w:eastAsia="fr-FR" w:bidi="fr-FR"/>
+              </w:rPr>
+            </w:r>
           </w:p>
         </w:tc>
         <w:tc>
@@ -1274,7 +1521,11 @@
             <w:pPr>
               <w:spacing w:after="0"/>
             </w:pPr>
-            <w:r/>
+            <w:r>
+              <w:rPr>
+                <w:lang w:val="fr-FR" w:eastAsia="fr-FR" w:bidi="fr-FR"/>
+              </w:rPr>
+            </w:r>
           </w:p>
         </w:tc>
       </w:tr>
@@ -1284,8 +1535,9 @@
       <w:r>
         <w:rPr>
           <w:b/>
+          <w:lang w:val="fr-FR" w:eastAsia="fr-FR" w:bidi="fr-FR"/>
         </w:rPr>
-        <w:t>Appreciation synthetique</w:t>
+        <w:t>Appréciation synthétique</w:t>
       </w:r>
     </w:p>
     <w:tbl>
@@ -1309,8 +1561,9 @@
             <w:r>
               <w:rPr>
                 <w:b/>
+                <w:lang w:val="fr-FR" w:eastAsia="fr-FR" w:bidi="fr-FR"/>
               </w:rPr>
-              <w:t>Points forts observes</w:t>
+              <w:t>Points forts observés</w:t>
             </w:r>
           </w:p>
         </w:tc>
@@ -1319,7 +1572,11 @@
             <w:tcW w:type="dxa" w:w="10658"/>
           </w:tcPr>
           <w:p>
-            <w:r/>
+            <w:r>
+              <w:rPr>
+                <w:lang w:val="fr-FR" w:eastAsia="fr-FR" w:bidi="fr-FR"/>
+              </w:rPr>
+            </w:r>
           </w:p>
         </w:tc>
       </w:tr>
@@ -1333,6 +1590,7 @@
             <w:r>
               <w:rPr>
                 <w:b/>
+                <w:lang w:val="fr-FR" w:eastAsia="fr-FR" w:bidi="fr-FR"/>
               </w:rPr>
               <w:t>Axes de progression / vigilance</w:t>
             </w:r>
@@ -1343,7 +1601,11 @@
             <w:tcW w:type="dxa" w:w="10658"/>
           </w:tcPr>
           <w:p>
-            <w:r/>
+            <w:r>
+              <w:rPr>
+                <w:lang w:val="fr-FR" w:eastAsia="fr-FR" w:bidi="fr-FR"/>
+              </w:rPr>
+            </w:r>
           </w:p>
         </w:tc>
       </w:tr>
@@ -1357,8 +1619,9 @@
             <w:r>
               <w:rPr>
                 <w:b/>
+                <w:lang w:val="fr-FR" w:eastAsia="fr-FR" w:bidi="fr-FR"/>
               </w:rPr>
-              <w:t>Decision / note / positionnement local</w:t>
+              <w:t>Décision / note / positionnement local</w:t>
             </w:r>
           </w:p>
         </w:tc>
@@ -1367,7 +1630,11 @@
             <w:tcW w:type="dxa" w:w="10658"/>
           </w:tcPr>
           <w:p>
-            <w:r/>
+            <w:r>
+              <w:rPr>
+                <w:lang w:val="fr-FR" w:eastAsia="fr-FR" w:bidi="fr-FR"/>
+              </w:rPr>
+            </w:r>
           </w:p>
         </w:tc>
       </w:tr>
@@ -1377,29 +1644,26 @@
       <w:r>
         <w:rPr>
           <w:b/>
+          <w:lang w:val="fr-FR" w:eastAsia="fr-FR" w:bidi="fr-FR"/>
         </w:rPr>
         <w:t>Fondement et sources de reconstitution</w:t>
       </w:r>
     </w:p>
     <w:p>
       <w:r>
-        <w:t>Aucune grille integrale publique n'a ete isolee ; la fiche repose sur les indices documentaires disponibles pour ce BTS.</w:t>
+        <w:rPr>
+          <w:lang w:val="fr-FR" w:eastAsia="fr-FR" w:bidi="fr-FR"/>
+        </w:rPr>
+        <w:t>Aucune grille intégrale publique n'a été isolée ; la fiche repose sur les indices documentaires disponibles pour ce BTS.</w:t>
       </w:r>
     </w:p>
     <w:p>
       <w:r>
         <w:rPr>
           <w:sz w:val="17"/>
+          <w:lang w:val="fr-FR" w:eastAsia="fr-FR" w:bidi="fr-FR"/>
         </w:rPr>
-        <w:t>Definition / modalites : https://www.education.gouv.fr/bo/20/Hebdo38/ESRS2019793A.htm</w:t>
-      </w:r>
-    </w:p>
-    <w:p>
-      <w:r>
-        <w:rPr>
-          <w:sz w:val="17"/>
-        </w:rPr>
-        <w:t>Source support : https://www.education.gouv.fr/sites/default/files/document/BO_38_MESRI_1336465.pdf-291534.pdf</w:t>
+        <w:t>Référentiel : https://www.education.gouv.fr/bo/16/Hebdo13/MENS1604338A.htm</w:t>
       </w:r>
     </w:p>
     <w:sectPr>
@@ -1778,6 +2042,7 @@
     <w:rPr>
       <w:rFonts w:ascii="Aptos" w:hAnsi="Aptos"/>
       <w:sz w:val="20"/>
+      <w:lang w:val="fr-FR" w:eastAsia="fr-FR" w:bidi="fr-FR"/>
     </w:rPr>
   </w:style>
   <w:style w:type="paragraph" w:styleId="Header">

--- a/downloads/fiches/bts_metiers_du_geometre_topographe_et_de_la_modelisation_numerique_fiche_evaluation.docx
+++ b/downloads/fiches/bts_metiers_du_geometre_topographe_et_de_la_modelisation_numerique_fiche_evaluation.docx
@@ -13,7 +13,7 @@
           <w:sz w:val="32"/>
           <w:lang w:val="fr-FR" w:eastAsia="fr-FR" w:bidi="fr-FR"/>
         </w:rPr>
-        <w:t>Fiche d'évaluation reconstituée - BTS Métiers du geomêtre-topographe et de la modelisation numerique</w:t>
+        <w:t>Fiche d'évaluation reconstituée - BTS Métiers du geomêtre-topographe et de la modelisation numérique</w:t>
       </w:r>
     </w:p>
     <w:p>
@@ -94,7 +94,7 @@
               <w:rPr>
                 <w:lang w:val="fr-FR" w:eastAsia="fr-FR" w:bidi="fr-FR"/>
               </w:rPr>
-              <w:t>BTS Métiers du geomêtre-topographe et de la modelisation numerique</w:t>
+              <w:t>BTS Métiers du geomêtre-topographe et de la modelisation numérique</w:t>
             </w:r>
           </w:p>
         </w:tc>
@@ -186,7 +186,7 @@
               <w:rPr>
                 <w:lang w:val="fr-FR" w:eastAsia="fr-FR" w:bidi="fr-FR"/>
               </w:rPr>
-              <w:t>CCF ou ponctuelle selon voie ; dossier support confirme</w:t>
+              <w:t>CCF ou ponctuelle selon voie ; dossier support confirmé</w:t>
             </w:r>
           </w:p>
         </w:tc>

--- a/downloads/fiches/bts_metiers_du_geometre_topographe_et_de_la_modelisation_numerique_fiche_evaluation.docx
+++ b/downloads/fiches/bts_metiers_du_geometre_topographe_et_de_la_modelisation_numerique_fiche_evaluation.docx
@@ -9,11 +9,8 @@
       <w:r>
         <w:rPr>
           <w:b/>
-          <w:color w:val="1F4E79"/>
-          <w:sz w:val="32"/>
-          <w:lang w:val="fr-FR" w:eastAsia="fr-FR" w:bidi="fr-FR"/>
         </w:rPr>
-        <w:t>Fiche d'évaluation reconstituée - BTS Métiers du geomêtre-topographe et de la modelisation numérique</w:t>
+        <w:t>Fiche d'évaluation - BTS Métiers du geomêtre-topographe et de la modelisation numérique</w:t>
       </w:r>
     </w:p>
     <w:p>
@@ -27,31 +24,6 @@
           <w:lang w:val="fr-FR" w:eastAsia="fr-FR" w:bidi="fr-FR"/>
         </w:rPr>
         <w:t>Support évalué : Compte rendu / presentation d'activités professionnelles | Modalité : Mixte selon voie</w:t>
-      </w:r>
-    </w:p>
-    <w:p>
-      <w:pPr>
-        <w:jc w:val="center"/>
-      </w:pPr>
-      <w:r>
-        <w:rPr>
-          <w:b/>
-          <w:color w:val="C0504D"/>
-          <w:lang w:val="fr-FR" w:eastAsia="fr-FR" w:bidi="fr-FR"/>
-        </w:rPr>
-        <w:t>Trame minimale à compléter</w:t>
-      </w:r>
-    </w:p>
-    <w:p>
-      <w:pPr>
-        <w:spacing w:after="120"/>
-      </w:pPr>
-      <w:r>
-        <w:rPr>
-          <w:i/>
-          <w:lang w:val="fr-FR" w:eastAsia="fr-FR" w:bidi="fr-FR"/>
-        </w:rPr>
-        <w:t>Cette fiche est une reconstitution de travail à partir des sources publiques repérées au 2026-05-06. Elle ne remplace pas un formulaire national opposable lorsqu'une grille officielle complète existe par ailleurs.</w:t>
       </w:r>
     </w:p>
     <w:tbl>
@@ -108,9 +80,8 @@
             <w:r>
               <w:rPr>
                 <w:b/>
-                <w:lang w:val="fr-FR" w:eastAsia="fr-FR" w:bidi="fr-FR"/>
               </w:rPr>
-              <w:t>Modalité</w:t>
+              <w:t>Modalité d'évaluation</w:t>
             </w:r>
           </w:p>
         </w:tc>
@@ -169,10 +140,8 @@
           <w:p>
             <w:r>
               <w:rPr>
-                <w:b/>
-                <w:lang w:val="fr-FR" w:eastAsia="fr-FR" w:bidi="fr-FR"/>
+                <w:b w:val="0"/>
               </w:rPr>
-              <w:t>Statut documentaire</w:t>
             </w:r>
           </w:p>
         </w:tc>
@@ -184,9 +153,8 @@
           <w:p>
             <w:r>
               <w:rPr>
-                <w:lang w:val="fr-FR" w:eastAsia="fr-FR" w:bidi="fr-FR"/>
+                <w:b w:val="0"/>
               </w:rPr>
-              <w:t>CCF ou ponctuelle selon voie ; dossier support confirmé</w:t>
             </w:r>
           </w:p>
         </w:tc>
@@ -293,10 +261,8 @@
           <w:p>
             <w:r>
               <w:rPr>
-                <w:b/>
-                <w:lang w:val="fr-FR" w:eastAsia="fr-FR" w:bidi="fr-FR"/>
+                <w:b w:val="0"/>
               </w:rPr>
-              <w:t>Niveau de reconstitution</w:t>
             </w:r>
           </w:p>
         </w:tc>
@@ -308,71 +274,8 @@
           <w:p>
             <w:r>
               <w:rPr>
-                <w:lang w:val="fr-FR" w:eastAsia="fr-FR" w:bidi="fr-FR"/>
+                <w:b w:val="0"/>
               </w:rPr>
-              <w:t>Trame minimale à compléter</w:t>
-            </w:r>
-          </w:p>
-        </w:tc>
-      </w:tr>
-      <w:tr>
-        <w:tc>
-          <w:tcPr>
-            <w:tcW w:type="dxa" w:w="1814"/>
-            <w:vAlign w:val="center"/>
-            <w:shd w:fill="D9EAF7"/>
-          </w:tcPr>
-          <w:p>
-            <w:r>
-              <w:rPr>
-                <w:b/>
-                <w:lang w:val="fr-FR" w:eastAsia="fr-FR" w:bidi="fr-FR"/>
-              </w:rPr>
-              <w:t>Sources modèle</w:t>
-            </w:r>
-          </w:p>
-        </w:tc>
-        <w:tc>
-          <w:tcPr>
-            <w:tcW w:type="dxa" w:w="4535"/>
-            <w:vAlign w:val="center"/>
-          </w:tcPr>
-          <w:p>
-            <w:r>
-              <w:rPr>
-                <w:lang w:val="fr-FR" w:eastAsia="fr-FR" w:bidi="fr-FR"/>
-              </w:rPr>
-              <w:t>Le référentiel du BTS Métiers du géomètre-topographe et de la modélisation numérique mentionne l'existence d'une grille d'évaluation unique pour l'épreuve U61 (qui correspond au compte rendu d'activités en milieu professionnel), mais l'URL directe de cette grille n'est pas fournie. L'arrêté de définition du diplôme renvoie aux annexes pour les définitions des épreuves et les situations d'évaluation en cours de formation.</w:t>
-            </w:r>
-          </w:p>
-        </w:tc>
-        <w:tc>
-          <w:tcPr>
-            <w:tcW w:type="dxa" w:w="1814"/>
-            <w:vAlign w:val="center"/>
-            <w:shd w:fill="D9EAF7"/>
-          </w:tcPr>
-          <w:p>
-            <w:r>
-              <w:rPr>
-                <w:b/>
-                <w:lang w:val="fr-FR" w:eastAsia="fr-FR" w:bidi="fr-FR"/>
-              </w:rPr>
-              <w:t>Document jury</w:t>
-            </w:r>
-          </w:p>
-        </w:tc>
-        <w:tc>
-          <w:tcPr>
-            <w:tcW w:type="dxa" w:w="6009"/>
-            <w:vAlign w:val="center"/>
-          </w:tcPr>
-          <w:p>
-            <w:r>
-              <w:rPr>
-                <w:lang w:val="fr-FR" w:eastAsia="fr-FR" w:bidi="fr-FR"/>
-              </w:rPr>
-              <w:t>Non retrouvé</w:t>
             </w:r>
           </w:p>
         </w:tc>
@@ -1619,9 +1522,8 @@
             <w:r>
               <w:rPr>
                 <w:b/>
-                <w:lang w:val="fr-FR" w:eastAsia="fr-FR" w:bidi="fr-FR"/>
               </w:rPr>
-              <w:t>Décision / note / positionnement local</w:t>
+              <w:t>Note proposée</w:t>
             </w:r>
           </w:p>
         </w:tc>
@@ -1643,27 +1545,9 @@
     <w:p>
       <w:r>
         <w:rPr>
-          <w:b/>
-          <w:lang w:val="fr-FR" w:eastAsia="fr-FR" w:bidi="fr-FR"/>
-        </w:rPr>
-        <w:t>Fondement et sources de reconstitution</w:t>
-      </w:r>
-    </w:p>
-    <w:p>
-      <w:r>
-        <w:rPr>
           <w:lang w:val="fr-FR" w:eastAsia="fr-FR" w:bidi="fr-FR"/>
         </w:rPr>
         <w:t>Aucune grille intégrale publique n'a été isolée ; la fiche repose sur les indices documentaires disponibles pour ce BTS.</w:t>
-      </w:r>
-    </w:p>
-    <w:p>
-      <w:r>
-        <w:rPr>
-          <w:sz w:val="17"/>
-          <w:lang w:val="fr-FR" w:eastAsia="fr-FR" w:bidi="fr-FR"/>
-        </w:rPr>
-        <w:t>Référentiel : https://www.education.gouv.fr/bo/16/Hebdo13/MENS1604338A.htm</w:t>
       </w:r>
     </w:p>
     <w:sectPr>
